--- a/20260906/DOC範本/VN20260906_02_海外越語推廣日.docx
+++ b/20260906/DOC範本/VN20260906_02_海外越語推廣日.docx
@@ -108,7 +108,6 @@
             <w:pPr>
               <w:rPr>
                 <w:rFonts w:ascii="Times New Roman" w:cs="Times New Roman" w:eastAsia="Times New Roman" w:hAnsi="Times New Roman"/>
-                <w:shd w:fill="9900ff" w:val="clear"/>
               </w:rPr>
             </w:pPr>
             <w:sdt>
@@ -120,8 +119,8 @@
                 <w:r>
                   <w:rPr>
                     <w:rFonts w:ascii="Gungsuh" w:cs="Gungsuh" w:eastAsia="Gungsuh" w:hAnsi="Gungsuh"/>
-                    <w:shd w:fill="9900ff" w:val="clear"/>
-                    <w:rtl w:val="0"/>
+                    <w:rtl w:val="0"/>
+                    <w:color w:val="000000"/>
                   </w:rPr>
                   <w:t xml:space="preserve">響應9月8日海外越南語日 越南官方贈書數千冊助新住民家庭推動雙語教育</w:t>
                 </w:r>
@@ -180,8 +179,8 @@
             <w:r>
               <w:rPr>
                 <w:rFonts w:ascii="Times New Roman" w:cs="Times New Roman" w:eastAsia="Times New Roman" w:hAnsi="Times New Roman"/>
-                <w:highlight w:val="darkBlue"/>
-                <w:rtl w:val="0"/>
+                <w:rtl w:val="0"/>
+                <w:color w:val="000000"/>
               </w:rPr>
               <w:t xml:space="preserve">Hưởng ứng Ngày Tôn vinh tiếng Việt 8/9, nhiều tủ sách và giáo trình được gửi tặng con em kiều bào</w:t>
             </w:r>
@@ -189,6 +188,7 @@
               <w:rPr>
                 <w:rFonts w:ascii="Times New Roman" w:cs="Times New Roman" w:eastAsia="Times New Roman" w:hAnsi="Times New Roman"/>
                 <w:rtl w:val="0"/>
+                <w:color w:val="000000"/>
               </w:rPr>
             </w:r>
           </w:p>
@@ -1478,22 +1478,23 @@
             <w:r>
               <w:rPr>
                 <w:rFonts w:ascii="Times New Roman" w:cs="Times New Roman" w:eastAsia="Times New Roman" w:hAnsi="Times New Roman"/>
-                <w:highlight w:val="darkBlue"/>
-                <w:rtl w:val="0"/>
-              </w:rPr>
-              <w:t xml:space="preserve">Hưởng ứng Ngày Tôn vinh tiếng Việt 8/9, nhiều tủ sách và giáo trình được gửi tặng con em kiều bào. (Hình minh họa tin tức, hoạt động văn hóa và khuyến khích học tập của thế hệ trẻ / không phải hình ảnh thực tế)</w:t>
-            </w:r>
-            <w:r>
-              <w:rPr>
-                <w:rFonts w:ascii="Times New Roman" w:cs="Times New Roman" w:eastAsia="Times New Roman" w:hAnsi="Times New Roman"/>
-                <w:rtl w:val="0"/>
-              </w:rPr>
-            </w:r>
-            <w:r>
-              <w:rPr>
-                <w:rFonts w:ascii="Times New Roman" w:cs="Times New Roman" w:eastAsia="Times New Roman" w:hAnsi="Times New Roman"/>
-                <w:highlight w:val="darkBlue"/>
-                <w:rtl w:val="0"/>
+                <w:rtl w:val="0"/>
+                <w:color w:val="000000"/>
+              </w:rPr>
+              <w:t xml:space="preserve">{Các em học sinh trong hoạt động hưởng ứng Ngày Tôn vinh tiếng Việt(Ảnh envato/vietnamese_language_day)}</w:t>
+            </w:r>
+            <w:r>
+              <w:rPr>
+                <w:rFonts w:ascii="Times New Roman" w:cs="Times New Roman" w:eastAsia="Times New Roman" w:hAnsi="Times New Roman"/>
+                <w:rtl w:val="0"/>
+                <w:color w:val="000000"/>
+              </w:rPr>
+            </w:r>
+            <w:r>
+              <w:rPr>
+                <w:rFonts w:ascii="Times New Roman" w:cs="Times New Roman" w:eastAsia="Times New Roman" w:hAnsi="Times New Roman"/>
+                <w:rtl w:val="0"/>
+                <w:color w:val="000000"/>
               </w:rPr>
             </w:r>
             <w:r>
@@ -1501,14 +1502,15 @@
                 <w:rFonts w:ascii="Times New Roman" w:cs="Times New Roman" w:eastAsia="Times New Roman" w:hAnsi="Times New Roman"/>
                 <w:sz w:val="21"/>
                 <w:szCs w:val="21"/>
-                <w:highlight w:val="darkBlue"/>
-                <w:rtl w:val="0"/>
-              </w:rPr>
-            </w:r>
-            <w:r>
-              <w:rPr>
-                <w:rFonts w:ascii="Times New Roman" w:cs="Times New Roman" w:eastAsia="Times New Roman" w:hAnsi="Times New Roman"/>
-                <w:rtl w:val="0"/>
+                <w:rtl w:val="0"/>
+                <w:color w:val="000000"/>
+              </w:rPr>
+            </w:r>
+            <w:r>
+              <w:rPr>
+                <w:rFonts w:ascii="Times New Roman" w:cs="Times New Roman" w:eastAsia="Times New Roman" w:hAnsi="Times New Roman"/>
+                <w:rtl w:val="0"/>
+                <w:color w:val="000000"/>
               </w:rPr>
             </w:r>
           </w:p>
@@ -1524,6 +1526,7 @@
             <w:r>
               <w:rPr>
                 <w:rtl w:val="0"/>
+                <w:color w:val="000000"/>
               </w:rPr>
             </w:r>
           </w:p>
@@ -1800,20 +1803,20 @@
               <w:rPr>
                 <w:rFonts w:ascii="Times New Roman" w:cs="Times New Roman" w:eastAsia="Times New Roman" w:hAnsi="Times New Roman"/>
                 <w:color w:val="000000"/>
-                <w:shd w:fill="9900ff" w:val="clear"/>
-              </w:rPr>
-            </w:pPr>
-            <w:r>
-              <w:rPr>
-                <w:rFonts w:ascii="Times New Roman" w:cs="Times New Roman" w:eastAsia="Times New Roman" w:hAnsi="Times New Roman"/>
-                <w:shd w:fill="9900ff" w:val="clear"/>
-                <w:rtl w:val="0"/>
+              </w:rPr>
+            </w:pPr>
+            <w:r>
+              <w:rPr>
+                <w:rFonts w:ascii="Times New Roman" w:cs="Times New Roman" w:eastAsia="Times New Roman" w:hAnsi="Times New Roman"/>
+                <w:rtl w:val="0"/>
+                <w:color w:val="000000"/>
               </w:rPr>
               <w:t xml:space="preserve">Tôn vinh tiếng Việt, dạy tiếng mẹ đẻ, thế hệ thứ hai, gìn giữ văn hóa</w:t>
             </w:r>
             <w:r>
               <w:rPr>
                 <w:rtl w:val="0"/>
+                <w:color w:val="000000"/>
               </w:rPr>
             </w:r>
           </w:p>
@@ -1889,31 +1892,30 @@
               <w:rPr>
                 <w:rFonts w:ascii="Times New Roman" w:cs="Times New Roman" w:eastAsia="Times New Roman" w:hAnsi="Times New Roman"/>
                 <w:color w:val="000000"/>
-                <w:shd w:fill="9900ff" w:val="clear"/>
               </w:rPr>
             </w:pPr>
             <w:hyperlink r:id="rId8">
               <w:r>
                 <w:rPr>
                   <w:rFonts w:ascii="Times New Roman" w:cs="Times New Roman" w:eastAsia="Times New Roman" w:hAnsi="Times New Roman"/>
-                  <w:color w:val="1155cc"/>
+                  <w:color w:val="000000"/>
                   <w:u w:val="single"/>
-                  <w:shd w:fill="9900ff" w:val="clear"/>
                   <w:rtl w:val="0"/>
                 </w:rPr>
-                <w:t xml:space="preserve">VietnamPlus (越通社) / Báo Nhân Dân (人民報) 官方專題</w:t>
+                <w:t xml:space="preserve">https://www.vietnamplus.vn/ngay-ton-vinh-tieng-viet-lan-toa-tinh-yeu-tieng-me-de-trong-cong-dong-kieu-bao-post976865.vnp</w:t>
               </w:r>
             </w:hyperlink>
             <w:r>
               <w:rPr>
                 <w:rFonts w:ascii="Times New Roman" w:cs="Times New Roman" w:eastAsia="Times New Roman" w:hAnsi="Times New Roman"/>
-                <w:shd w:fill="9900ff" w:val="clear"/>
-                <w:rtl w:val="0"/>
-              </w:rPr>
-            </w:r>
-            <w:r>
-              <w:rPr>
-                <w:rtl w:val="0"/>
+                <w:rtl w:val="0"/>
+                <w:color w:val="000000"/>
+              </w:rPr>
+            </w:r>
+            <w:r>
+              <w:rPr>
+                <w:rtl w:val="0"/>
+                <w:color w:val="000000"/>
               </w:rPr>
             </w:r>
           </w:p>
@@ -1939,6 +1941,7 @@
       <w:r>
         <w:rPr>
           <w:rFonts w:ascii="Times New Roman" w:hAnsi="Times New Roman" w:eastAsia="Times New Roman"/>
+          <w:color w:val="000000"/>
           <w:sz w:val="24"/>
         </w:rPr>
         <w:t>Nhằm thiết thực hưởng ứng "Ngày Tôn vinh tiếng Việt trong cộng đồng người Việt Nam ở nước ngoài" vào ngày 8/9 hằng năm, Ủy ban Nhà nước về người Việt Nam ở nước ngoài (Bộ Ngoại giao) phối hợp với các cơ quan chuyên môn tiếp tục đẩy mạnh đề án gìn giữ và lan tỏa tiếng mẹ đẻ cho các thế hệ kiều bào trẻ trên khắp thế giới.</w:t>
@@ -1951,6 +1954,7 @@
       <w:r>
         <w:rPr>
           <w:rFonts w:ascii="Times New Roman" w:hAnsi="Times New Roman" w:eastAsia="Times New Roman"/>
+          <w:color w:val="000000"/>
           <w:sz w:val="24"/>
         </w:rPr>
         <w:t>Trong khuôn khổ chương trình năm nay, ban tổ chức đã trao tặng thêm nhiều "Tủ sách tiếng Việt" với hơn 5.600 đầu sách giáo khoa, truyện tranh thiếu nhi và tài liệu tham khảo song ngữ cho các hội đoàn, lớp học tiếng Việt tại hải ngoại. Đồng thời, các khóa tập huấn phương pháp giảng dạy trực tuyến dành cho tình nguyện viên và phụ huynh kiều bào cũng được triển khai đồng bộ.</w:t>
@@ -1963,6 +1967,7 @@
       <w:r>
         <w:rPr>
           <w:rFonts w:ascii="Times New Roman" w:hAnsi="Times New Roman" w:eastAsia="Times New Roman"/>
+          <w:color w:val="000000"/>
           <w:sz w:val="24"/>
         </w:rPr>
         <w:t>Chương trình này mang lại ý nghĩa sâu sắc đối với các gia đình tân di dân tại Đài Loan, nơi có thế hệ thứ hai (con em mang hai dòng máu Việt - Đài) đang lớn lên. Nguồn học liệu chuẩn hóa không chỉ hỗ trợ các em rèn luyện kỹ năng ngôn ngữ một cách tự nhiên mà còn bồi đắp sự gắn kết tình cảm gia đình, giúp các em tự hào về cội nguồn văn hóa của người mẹ.</w:t>
@@ -1975,6 +1980,7 @@
       <w:r>
         <w:rPr>
           <w:rFonts w:ascii="Times New Roman" w:hAnsi="Times New Roman" w:eastAsia="Times New Roman"/>
+          <w:color w:val="000000"/>
           <w:sz w:val="24"/>
         </w:rPr>
         <w:t>Theo đại diện Bộ Ngoại giao, trong giai đoạn tiếp theo, đề án sẽ mở rộng hợp tác với các nền tảng công nghệ giáo dục để số hóa kho học liệu, tổ chức thêm các cuộc thi kể chuyện và tìm kiếm "Sứ giả tiếng Việt" nhằm tạo sân chơi bổ ích, thu hút thanh thiếu niên kiều bào tham gia tích cực hơn.</w:t>
@@ -1987,6 +1993,7 @@
       <w:r>
         <w:rPr>
           <w:rFonts w:ascii="Times New Roman" w:hAnsi="Times New Roman" w:eastAsia="Times New Roman"/>
+          <w:color w:val="000000"/>
           <w:sz w:val="24"/>
         </w:rPr>
         <w:t>Trước đây, việc tiếp cận sách truyện và giáo trình tiếng Việt chuẩn hóa tại nước ngoài còn gặp nhiều khó khăn về chi phí vận chuyển cũng như tính phù hợp với lứa tuổi, khiến nỗ lực duy trì song ngữ trong gia đình tân di dân chịu không ít rào cản.</w:t>

--- a/20260906/DOC範本/VN20260906_02_海外越語推廣日.docx
+++ b/20260906/DOC範本/VN20260906_02_海外越語推廣日.docx
@@ -1481,7 +1481,7 @@
                 <w:rtl w:val="0"/>
                 <w:color w:val="000000"/>
               </w:rPr>
-              <w:t xml:space="preserve">{Các em học sinh trong hoạt động hưởng ứng Ngày Tôn vinh tiếng Việt(Ảnh envato/vietnamese_language_day)}</w:t>
+              <w:t xml:space="preserve">主圖說明(Ảnh envato/vietnamese_language_day)</w:t>
             </w:r>
             <w:r>
               <w:rPr>
@@ -1909,13 +1909,12 @@
               <w:rPr>
                 <w:rFonts w:ascii="Times New Roman" w:cs="Times New Roman" w:eastAsia="Times New Roman" w:hAnsi="Times New Roman"/>
                 <w:rtl w:val="0"/>
-                <w:color w:val="000000"/>
-              </w:rPr>
-            </w:r>
-            <w:r>
-              <w:rPr>
-                <w:rtl w:val="0"/>
-                <w:color w:val="000000"/>
+              </w:rPr>
+              <w:t xml:space="preserve"> </w:t>
+            </w:r>
+            <w:r>
+              <w:rPr>
+                <w:rtl w:val="0"/>
               </w:rPr>
             </w:r>
           </w:p>

--- a/20260906/DOC範本/VN20260906_02_海外越語推廣日.docx
+++ b/20260906/DOC範本/VN20260906_02_海外越語推廣日.docx
@@ -1902,7 +1902,7 @@
                   <w:u w:val="single"/>
                   <w:rtl w:val="0"/>
                 </w:rPr>
-                <w:t xml:space="preserve">https://www.vietnamplus.vn/ngay-ton-vinh-tieng-viet-lan-toa-tinh-yeu-tieng-me-de-trong-cong-dong-kieu-bao-post976865.vnp</w:t>
+                <w:t xml:space="preserve">https://www.vietnamplus.vn/tu-sach-tieng-viet-nhip-cau-gin-giu-tieng-me-de-cho-cong-dong-nguoi-viet-o-nuoc-ngoai-post1120950.vnp</w:t>
               </w:r>
             </w:hyperlink>
             <w:r>
